--- a/DESCARGABLES_PDF/CALLAOS_CALLAROS/CALLAOS_CALLAROS_DESCARGABLE.docx
+++ b/DESCARGABLES_PDF/CALLAOS_CALLAROS/CALLAOS_CALLAROS_DESCARGABLE.docx
@@ -5856,6 +5856,7 @@
           </w:tcPr>
           <w:p>
             <w:pPr>
+              <w:pageBreakBefore/>
               <w:spacing w:after="0" w:before="0"/>
               <w:jc w:val="center"/>
             </w:pPr>
